--- a/pano-ramazan-1-hafta-hosgeldin.docx
+++ b/pano-ramazan-1-hafta-hosgeldin.docx
@@ -4,12 +4,12 @@
   <w:body>
     <w:p>
       <w:pPr>
-        <w:spacing w:before="0" w:after="0" w:line="240" w:lineRule="auto"/>
+        <w:spacing w:before="0" w:after="0"/>
       </w:pPr>
       <w:r>
         <w:drawing>
           <wp:inline xmlns:a="http://schemas.openxmlformats.org/drawingml/2006/main" xmlns:pic="http://schemas.openxmlformats.org/drawingml/2006/picture">
-            <wp:extent cx="7567200" cy="10702800"/>
+            <wp:extent cx="7542000" cy="10663248"/>
             <wp:docPr id="1" name="Picture 1"/>
             <wp:cNvGraphicFramePr>
               <a:graphicFrameLocks noChangeAspect="1"/>
@@ -18,7 +18,7 @@
               <a:graphicData uri="http://schemas.openxmlformats.org/drawingml/2006/picture">
                 <pic:pic>
                   <pic:nvPicPr>
-                    <pic:cNvPr id="0" name="image.jpg"/>
+                    <pic:cNvPr id="0" name="p-01.jpg"/>
                     <pic:cNvPicPr/>
                   </pic:nvPicPr>
                   <pic:blipFill>
@@ -30,7 +30,7 @@
                   <pic:spPr>
                     <a:xfrm>
                       <a:off x="0" y="0"/>
-                      <a:ext cx="7567200" cy="10702800"/>
+                      <a:ext cx="7542000" cy="10663248"/>
                     </a:xfrm>
                     <a:prstGeom prst="rect"/>
                   </pic:spPr>
@@ -44,7 +44,7 @@
     <w:p>
       <w:pPr>
         <w:sectPr>
-          <w:pgSz w:w="11917" w:h="16855"/>
+          <w:pgSz w:w="11906" w:h="16838"/>
           <w:pgMar w:top="0" w:right="0" w:bottom="0" w:left="0" w:header="0" w:footer="0" w:gutter="0"/>
           <w:cols w:space="720"/>
           <w:docGrid w:linePitch="360"/>
@@ -53,12 +53,12 @@
     </w:p>
     <w:p>
       <w:pPr>
-        <w:spacing w:before="0" w:after="0" w:line="240" w:lineRule="auto"/>
+        <w:spacing w:before="0" w:after="0"/>
       </w:pPr>
       <w:r>
         <w:drawing>
           <wp:inline xmlns:a="http://schemas.openxmlformats.org/drawingml/2006/main" xmlns:pic="http://schemas.openxmlformats.org/drawingml/2006/picture">
-            <wp:extent cx="7567200" cy="10702800"/>
+            <wp:extent cx="7542000" cy="10663248"/>
             <wp:docPr id="2" name="Picture 2"/>
             <wp:cNvGraphicFramePr>
               <a:graphicFrameLocks noChangeAspect="1"/>
@@ -67,7 +67,7 @@
               <a:graphicData uri="http://schemas.openxmlformats.org/drawingml/2006/picture">
                 <pic:pic>
                   <pic:nvPicPr>
-                    <pic:cNvPr id="0" name="image.jpg"/>
+                    <pic:cNvPr id="0" name="p-02.jpg"/>
                     <pic:cNvPicPr/>
                   </pic:nvPicPr>
                   <pic:blipFill>
@@ -79,7 +79,7 @@
                   <pic:spPr>
                     <a:xfrm>
                       <a:off x="0" y="0"/>
-                      <a:ext cx="7567200" cy="10702800"/>
+                      <a:ext cx="7542000" cy="10663248"/>
                     </a:xfrm>
                     <a:prstGeom prst="rect"/>
                   </pic:spPr>
@@ -93,7 +93,7 @@
     <w:p>
       <w:pPr>
         <w:sectPr>
-          <w:pgSz w:w="11917" w:h="16855"/>
+          <w:pgSz w:w="11906" w:h="16838"/>
           <w:pgMar w:top="0" w:right="0" w:bottom="0" w:left="0" w:header="0" w:footer="0" w:gutter="0"/>
           <w:cols w:space="720"/>
           <w:docGrid w:linePitch="360"/>
@@ -102,12 +102,12 @@
     </w:p>
     <w:p>
       <w:pPr>
-        <w:spacing w:before="0" w:after="0" w:line="240" w:lineRule="auto"/>
+        <w:spacing w:before="0" w:after="0"/>
       </w:pPr>
       <w:r>
         <w:drawing>
           <wp:inline xmlns:a="http://schemas.openxmlformats.org/drawingml/2006/main" xmlns:pic="http://schemas.openxmlformats.org/drawingml/2006/picture">
-            <wp:extent cx="7567200" cy="10702800"/>
+            <wp:extent cx="7542000" cy="10663248"/>
             <wp:docPr id="3" name="Picture 3"/>
             <wp:cNvGraphicFramePr>
               <a:graphicFrameLocks noChangeAspect="1"/>
@@ -116,7 +116,7 @@
               <a:graphicData uri="http://schemas.openxmlformats.org/drawingml/2006/picture">
                 <pic:pic>
                   <pic:nvPicPr>
-                    <pic:cNvPr id="0" name="image.jpg"/>
+                    <pic:cNvPr id="0" name="p-03.jpg"/>
                     <pic:cNvPicPr/>
                   </pic:nvPicPr>
                   <pic:blipFill>
@@ -128,7 +128,7 @@
                   <pic:spPr>
                     <a:xfrm>
                       <a:off x="0" y="0"/>
-                      <a:ext cx="7567200" cy="10702800"/>
+                      <a:ext cx="7542000" cy="10663248"/>
                     </a:xfrm>
                     <a:prstGeom prst="rect"/>
                   </pic:spPr>
@@ -142,7 +142,7 @@
     <w:p>
       <w:pPr>
         <w:sectPr>
-          <w:pgSz w:w="11917" w:h="16855"/>
+          <w:pgSz w:w="11906" w:h="16838"/>
           <w:pgMar w:top="0" w:right="0" w:bottom="0" w:left="0" w:header="0" w:footer="0" w:gutter="0"/>
           <w:cols w:space="720"/>
           <w:docGrid w:linePitch="360"/>
@@ -151,12 +151,12 @@
     </w:p>
     <w:p>
       <w:pPr>
-        <w:spacing w:before="0" w:after="0" w:line="240" w:lineRule="auto"/>
+        <w:spacing w:before="0" w:after="0"/>
       </w:pPr>
       <w:r>
         <w:drawing>
           <wp:inline xmlns:a="http://schemas.openxmlformats.org/drawingml/2006/main" xmlns:pic="http://schemas.openxmlformats.org/drawingml/2006/picture">
-            <wp:extent cx="7567200" cy="10702800"/>
+            <wp:extent cx="7542000" cy="10663248"/>
             <wp:docPr id="4" name="Picture 4"/>
             <wp:cNvGraphicFramePr>
               <a:graphicFrameLocks noChangeAspect="1"/>
@@ -165,7 +165,7 @@
               <a:graphicData uri="http://schemas.openxmlformats.org/drawingml/2006/picture">
                 <pic:pic>
                   <pic:nvPicPr>
-                    <pic:cNvPr id="0" name="image.jpg"/>
+                    <pic:cNvPr id="0" name="p-04.jpg"/>
                     <pic:cNvPicPr/>
                   </pic:nvPicPr>
                   <pic:blipFill>
@@ -177,7 +177,7 @@
                   <pic:spPr>
                     <a:xfrm>
                       <a:off x="0" y="0"/>
-                      <a:ext cx="7567200" cy="10702800"/>
+                      <a:ext cx="7542000" cy="10663248"/>
                     </a:xfrm>
                     <a:prstGeom prst="rect"/>
                   </pic:spPr>
@@ -191,7 +191,7 @@
     <w:p>
       <w:pPr>
         <w:sectPr>
-          <w:pgSz w:w="11917" w:h="16855"/>
+          <w:pgSz w:w="11906" w:h="16838"/>
           <w:pgMar w:top="0" w:right="0" w:bottom="0" w:left="0" w:header="0" w:footer="0" w:gutter="0"/>
           <w:cols w:space="720"/>
           <w:docGrid w:linePitch="360"/>
@@ -200,12 +200,12 @@
     </w:p>
     <w:p>
       <w:pPr>
-        <w:spacing w:before="0" w:after="0" w:line="240" w:lineRule="auto"/>
+        <w:spacing w:before="0" w:after="0"/>
       </w:pPr>
       <w:r>
         <w:drawing>
           <wp:inline xmlns:a="http://schemas.openxmlformats.org/drawingml/2006/main" xmlns:pic="http://schemas.openxmlformats.org/drawingml/2006/picture">
-            <wp:extent cx="7567200" cy="10702800"/>
+            <wp:extent cx="7542000" cy="10663248"/>
             <wp:docPr id="5" name="Picture 5"/>
             <wp:cNvGraphicFramePr>
               <a:graphicFrameLocks noChangeAspect="1"/>
@@ -214,7 +214,7 @@
               <a:graphicData uri="http://schemas.openxmlformats.org/drawingml/2006/picture">
                 <pic:pic>
                   <pic:nvPicPr>
-                    <pic:cNvPr id="0" name="image.jpg"/>
+                    <pic:cNvPr id="0" name="p-05.jpg"/>
                     <pic:cNvPicPr/>
                   </pic:nvPicPr>
                   <pic:blipFill>
@@ -226,7 +226,7 @@
                   <pic:spPr>
                     <a:xfrm>
                       <a:off x="0" y="0"/>
-                      <a:ext cx="7567200" cy="10702800"/>
+                      <a:ext cx="7542000" cy="10663248"/>
                     </a:xfrm>
                     <a:prstGeom prst="rect"/>
                   </pic:spPr>
@@ -240,7 +240,7 @@
     <w:p>
       <w:pPr>
         <w:sectPr>
-          <w:pgSz w:w="11917" w:h="16855"/>
+          <w:pgSz w:w="11906" w:h="16838"/>
           <w:pgMar w:top="0" w:right="0" w:bottom="0" w:left="0" w:header="0" w:footer="0" w:gutter="0"/>
           <w:cols w:space="720"/>
           <w:docGrid w:linePitch="360"/>
@@ -249,12 +249,12 @@
     </w:p>
     <w:p>
       <w:pPr>
-        <w:spacing w:before="0" w:after="0" w:line="240" w:lineRule="auto"/>
+        <w:spacing w:before="0" w:after="0"/>
       </w:pPr>
       <w:r>
         <w:drawing>
           <wp:inline xmlns:a="http://schemas.openxmlformats.org/drawingml/2006/main" xmlns:pic="http://schemas.openxmlformats.org/drawingml/2006/picture">
-            <wp:extent cx="7567200" cy="10702800"/>
+            <wp:extent cx="7542000" cy="10663248"/>
             <wp:docPr id="6" name="Picture 6"/>
             <wp:cNvGraphicFramePr>
               <a:graphicFrameLocks noChangeAspect="1"/>
@@ -263,7 +263,7 @@
               <a:graphicData uri="http://schemas.openxmlformats.org/drawingml/2006/picture">
                 <pic:pic>
                   <pic:nvPicPr>
-                    <pic:cNvPr id="0" name="image.jpg"/>
+                    <pic:cNvPr id="0" name="p-06.jpg"/>
                     <pic:cNvPicPr/>
                   </pic:nvPicPr>
                   <pic:blipFill>
@@ -275,7 +275,7 @@
                   <pic:spPr>
                     <a:xfrm>
                       <a:off x="0" y="0"/>
-                      <a:ext cx="7567200" cy="10702800"/>
+                      <a:ext cx="7542000" cy="10663248"/>
                     </a:xfrm>
                     <a:prstGeom prst="rect"/>
                   </pic:spPr>
@@ -289,7 +289,7 @@
     <w:p>
       <w:pPr>
         <w:sectPr>
-          <w:pgSz w:w="11917" w:h="16855"/>
+          <w:pgSz w:w="11906" w:h="16838"/>
           <w:pgMar w:top="0" w:right="0" w:bottom="0" w:left="0" w:header="0" w:footer="0" w:gutter="0"/>
           <w:cols w:space="720"/>
           <w:docGrid w:linePitch="360"/>
@@ -298,12 +298,12 @@
     </w:p>
     <w:p>
       <w:pPr>
-        <w:spacing w:before="0" w:after="0" w:line="240" w:lineRule="auto"/>
+        <w:spacing w:before="0" w:after="0"/>
       </w:pPr>
       <w:r>
         <w:drawing>
           <wp:inline xmlns:a="http://schemas.openxmlformats.org/drawingml/2006/main" xmlns:pic="http://schemas.openxmlformats.org/drawingml/2006/picture">
-            <wp:extent cx="7567200" cy="10702800"/>
+            <wp:extent cx="7542000" cy="10663248"/>
             <wp:docPr id="7" name="Picture 7"/>
             <wp:cNvGraphicFramePr>
               <a:graphicFrameLocks noChangeAspect="1"/>
@@ -312,7 +312,7 @@
               <a:graphicData uri="http://schemas.openxmlformats.org/drawingml/2006/picture">
                 <pic:pic>
                   <pic:nvPicPr>
-                    <pic:cNvPr id="0" name="image.jpg"/>
+                    <pic:cNvPr id="0" name="p-07.jpg"/>
                     <pic:cNvPicPr/>
                   </pic:nvPicPr>
                   <pic:blipFill>
@@ -324,7 +324,7 @@
                   <pic:spPr>
                     <a:xfrm>
                       <a:off x="0" y="0"/>
-                      <a:ext cx="7567200" cy="10702800"/>
+                      <a:ext cx="7542000" cy="10663248"/>
                     </a:xfrm>
                     <a:prstGeom prst="rect"/>
                   </pic:spPr>
@@ -338,7 +338,7 @@
     <w:p>
       <w:pPr>
         <w:sectPr>
-          <w:pgSz w:w="11917" w:h="16855"/>
+          <w:pgSz w:w="11906" w:h="16838"/>
           <w:pgMar w:top="0" w:right="0" w:bottom="0" w:left="0" w:header="0" w:footer="0" w:gutter="0"/>
           <w:cols w:space="720"/>
           <w:docGrid w:linePitch="360"/>
@@ -347,12 +347,12 @@
     </w:p>
     <w:p>
       <w:pPr>
-        <w:spacing w:before="0" w:after="0" w:line="240" w:lineRule="auto"/>
+        <w:spacing w:before="0" w:after="0"/>
       </w:pPr>
       <w:r>
         <w:drawing>
           <wp:inline xmlns:a="http://schemas.openxmlformats.org/drawingml/2006/main" xmlns:pic="http://schemas.openxmlformats.org/drawingml/2006/picture">
-            <wp:extent cx="7567200" cy="10702800"/>
+            <wp:extent cx="7542000" cy="10663248"/>
             <wp:docPr id="8" name="Picture 8"/>
             <wp:cNvGraphicFramePr>
               <a:graphicFrameLocks noChangeAspect="1"/>
@@ -361,7 +361,7 @@
               <a:graphicData uri="http://schemas.openxmlformats.org/drawingml/2006/picture">
                 <pic:pic>
                   <pic:nvPicPr>
-                    <pic:cNvPr id="0" name="image.jpg"/>
+                    <pic:cNvPr id="0" name="p-08.jpg"/>
                     <pic:cNvPicPr/>
                   </pic:nvPicPr>
                   <pic:blipFill>
@@ -373,7 +373,7 @@
                   <pic:spPr>
                     <a:xfrm>
                       <a:off x="0" y="0"/>
-                      <a:ext cx="7567200" cy="10702800"/>
+                      <a:ext cx="7542000" cy="10663248"/>
                     </a:xfrm>
                     <a:prstGeom prst="rect"/>
                   </pic:spPr>
@@ -387,7 +387,7 @@
     <w:p>
       <w:pPr>
         <w:sectPr>
-          <w:pgSz w:w="11917" w:h="16855"/>
+          <w:pgSz w:w="11906" w:h="16838"/>
           <w:pgMar w:top="0" w:right="0" w:bottom="0" w:left="0" w:header="0" w:footer="0" w:gutter="0"/>
           <w:cols w:space="720"/>
           <w:docGrid w:linePitch="360"/>
@@ -396,12 +396,12 @@
     </w:p>
     <w:p>
       <w:pPr>
-        <w:spacing w:before="0" w:after="0" w:line="240" w:lineRule="auto"/>
+        <w:spacing w:before="0" w:after="0"/>
       </w:pPr>
       <w:r>
         <w:drawing>
           <wp:inline xmlns:a="http://schemas.openxmlformats.org/drawingml/2006/main" xmlns:pic="http://schemas.openxmlformats.org/drawingml/2006/picture">
-            <wp:extent cx="7567200" cy="10702800"/>
+            <wp:extent cx="7542000" cy="10663248"/>
             <wp:docPr id="9" name="Picture 9"/>
             <wp:cNvGraphicFramePr>
               <a:graphicFrameLocks noChangeAspect="1"/>
@@ -410,7 +410,7 @@
               <a:graphicData uri="http://schemas.openxmlformats.org/drawingml/2006/picture">
                 <pic:pic>
                   <pic:nvPicPr>
-                    <pic:cNvPr id="0" name="image.jpg"/>
+                    <pic:cNvPr id="0" name="p-09.jpg"/>
                     <pic:cNvPicPr/>
                   </pic:nvPicPr>
                   <pic:blipFill>
@@ -422,7 +422,7 @@
                   <pic:spPr>
                     <a:xfrm>
                       <a:off x="0" y="0"/>
-                      <a:ext cx="7567200" cy="10702800"/>
+                      <a:ext cx="7542000" cy="10663248"/>
                     </a:xfrm>
                     <a:prstGeom prst="rect"/>
                   </pic:spPr>
@@ -436,7 +436,7 @@
     <w:p>
       <w:pPr>
         <w:sectPr>
-          <w:pgSz w:w="11917" w:h="16855"/>
+          <w:pgSz w:w="11906" w:h="16838"/>
           <w:pgMar w:top="0" w:right="0" w:bottom="0" w:left="0" w:header="0" w:footer="0" w:gutter="0"/>
           <w:cols w:space="720"/>
           <w:docGrid w:linePitch="360"/>
@@ -445,12 +445,12 @@
     </w:p>
     <w:p>
       <w:pPr>
-        <w:spacing w:before="0" w:after="0" w:line="240" w:lineRule="auto"/>
+        <w:spacing w:before="0" w:after="0"/>
       </w:pPr>
       <w:r>
         <w:drawing>
           <wp:inline xmlns:a="http://schemas.openxmlformats.org/drawingml/2006/main" xmlns:pic="http://schemas.openxmlformats.org/drawingml/2006/picture">
-            <wp:extent cx="7567200" cy="10702800"/>
+            <wp:extent cx="7542000" cy="10663248"/>
             <wp:docPr id="10" name="Picture 10"/>
             <wp:cNvGraphicFramePr>
               <a:graphicFrameLocks noChangeAspect="1"/>
@@ -459,7 +459,7 @@
               <a:graphicData uri="http://schemas.openxmlformats.org/drawingml/2006/picture">
                 <pic:pic>
                   <pic:nvPicPr>
-                    <pic:cNvPr id="0" name="image.jpg"/>
+                    <pic:cNvPr id="0" name="p-10.jpg"/>
                     <pic:cNvPicPr/>
                   </pic:nvPicPr>
                   <pic:blipFill>
@@ -471,7 +471,7 @@
                   <pic:spPr>
                     <a:xfrm>
                       <a:off x="0" y="0"/>
-                      <a:ext cx="7567200" cy="10702800"/>
+                      <a:ext cx="7542000" cy="10663248"/>
                     </a:xfrm>
                     <a:prstGeom prst="rect"/>
                   </pic:spPr>
@@ -485,7 +485,7 @@
     <w:p>
       <w:pPr>
         <w:sectPr>
-          <w:pgSz w:w="11917" w:h="16855"/>
+          <w:pgSz w:w="11906" w:h="16838"/>
           <w:pgMar w:top="0" w:right="0" w:bottom="0" w:left="0" w:header="0" w:footer="0" w:gutter="0"/>
           <w:cols w:space="720"/>
           <w:docGrid w:linePitch="360"/>
@@ -494,12 +494,12 @@
     </w:p>
     <w:p>
       <w:pPr>
-        <w:spacing w:before="0" w:after="0" w:line="240" w:lineRule="auto"/>
+        <w:spacing w:before="0" w:after="0"/>
       </w:pPr>
       <w:r>
         <w:drawing>
           <wp:inline xmlns:a="http://schemas.openxmlformats.org/drawingml/2006/main" xmlns:pic="http://schemas.openxmlformats.org/drawingml/2006/picture">
-            <wp:extent cx="7567200" cy="10702800"/>
+            <wp:extent cx="7542000" cy="10663248"/>
             <wp:docPr id="11" name="Picture 11"/>
             <wp:cNvGraphicFramePr>
               <a:graphicFrameLocks noChangeAspect="1"/>
@@ -508,7 +508,7 @@
               <a:graphicData uri="http://schemas.openxmlformats.org/drawingml/2006/picture">
                 <pic:pic>
                   <pic:nvPicPr>
-                    <pic:cNvPr id="0" name="image.jpg"/>
+                    <pic:cNvPr id="0" name="p-11.jpg"/>
                     <pic:cNvPicPr/>
                   </pic:nvPicPr>
                   <pic:blipFill>
@@ -520,7 +520,7 @@
                   <pic:spPr>
                     <a:xfrm>
                       <a:off x="0" y="0"/>
-                      <a:ext cx="7567200" cy="10702800"/>
+                      <a:ext cx="7542000" cy="10663248"/>
                     </a:xfrm>
                     <a:prstGeom prst="rect"/>
                   </pic:spPr>
@@ -534,7 +534,7 @@
     <w:p>
       <w:pPr>
         <w:sectPr>
-          <w:pgSz w:w="11917" w:h="16855"/>
+          <w:pgSz w:w="11906" w:h="16838"/>
           <w:pgMar w:top="0" w:right="0" w:bottom="0" w:left="0" w:header="0" w:footer="0" w:gutter="0"/>
           <w:cols w:space="720"/>
           <w:docGrid w:linePitch="360"/>
@@ -543,12 +543,12 @@
     </w:p>
     <w:p>
       <w:pPr>
-        <w:spacing w:before="0" w:after="0" w:line="240" w:lineRule="auto"/>
+        <w:spacing w:before="0" w:after="0"/>
       </w:pPr>
       <w:r>
         <w:drawing>
           <wp:inline xmlns:a="http://schemas.openxmlformats.org/drawingml/2006/main" xmlns:pic="http://schemas.openxmlformats.org/drawingml/2006/picture">
-            <wp:extent cx="7567200" cy="10702800"/>
+            <wp:extent cx="7542000" cy="10663248"/>
             <wp:docPr id="12" name="Picture 12"/>
             <wp:cNvGraphicFramePr>
               <a:graphicFrameLocks noChangeAspect="1"/>
@@ -557,7 +557,7 @@
               <a:graphicData uri="http://schemas.openxmlformats.org/drawingml/2006/picture">
                 <pic:pic>
                   <pic:nvPicPr>
-                    <pic:cNvPr id="0" name="image.jpg"/>
+                    <pic:cNvPr id="0" name="p-12.jpg"/>
                     <pic:cNvPicPr/>
                   </pic:nvPicPr>
                   <pic:blipFill>
@@ -569,7 +569,7 @@
                   <pic:spPr>
                     <a:xfrm>
                       <a:off x="0" y="0"/>
-                      <a:ext cx="7567200" cy="10702800"/>
+                      <a:ext cx="7542000" cy="10663248"/>
                     </a:xfrm>
                     <a:prstGeom prst="rect"/>
                   </pic:spPr>
@@ -583,7 +583,7 @@
     <w:p>
       <w:pPr>
         <w:sectPr>
-          <w:pgSz w:w="11917" w:h="16855"/>
+          <w:pgSz w:w="11906" w:h="16838"/>
           <w:pgMar w:top="0" w:right="0" w:bottom="0" w:left="0" w:header="0" w:footer="0" w:gutter="0"/>
           <w:cols w:space="720"/>
           <w:docGrid w:linePitch="360"/>
@@ -592,12 +592,12 @@
     </w:p>
     <w:p>
       <w:pPr>
-        <w:spacing w:before="0" w:after="0" w:line="240" w:lineRule="auto"/>
+        <w:spacing w:before="0" w:after="0"/>
       </w:pPr>
       <w:r>
         <w:drawing>
           <wp:inline xmlns:a="http://schemas.openxmlformats.org/drawingml/2006/main" xmlns:pic="http://schemas.openxmlformats.org/drawingml/2006/picture">
-            <wp:extent cx="7567200" cy="10702800"/>
+            <wp:extent cx="7542000" cy="10663248"/>
             <wp:docPr id="13" name="Picture 13"/>
             <wp:cNvGraphicFramePr>
               <a:graphicFrameLocks noChangeAspect="1"/>
@@ -606,7 +606,7 @@
               <a:graphicData uri="http://schemas.openxmlformats.org/drawingml/2006/picture">
                 <pic:pic>
                   <pic:nvPicPr>
-                    <pic:cNvPr id="0" name="image.jpg"/>
+                    <pic:cNvPr id="0" name="p-13.jpg"/>
                     <pic:cNvPicPr/>
                   </pic:nvPicPr>
                   <pic:blipFill>
@@ -618,7 +618,7 @@
                   <pic:spPr>
                     <a:xfrm>
                       <a:off x="0" y="0"/>
-                      <a:ext cx="7567200" cy="10702800"/>
+                      <a:ext cx="7542000" cy="10663248"/>
                     </a:xfrm>
                     <a:prstGeom prst="rect"/>
                   </pic:spPr>
@@ -632,7 +632,7 @@
     <w:p>
       <w:pPr>
         <w:sectPr>
-          <w:pgSz w:w="11917" w:h="16855"/>
+          <w:pgSz w:w="11906" w:h="16838"/>
           <w:pgMar w:top="0" w:right="0" w:bottom="0" w:left="0" w:header="0" w:footer="0" w:gutter="0"/>
           <w:cols w:space="720"/>
           <w:docGrid w:linePitch="360"/>
@@ -641,12 +641,12 @@
     </w:p>
     <w:p>
       <w:pPr>
-        <w:spacing w:before="0" w:after="0" w:line="240" w:lineRule="auto"/>
+        <w:spacing w:before="0" w:after="0"/>
       </w:pPr>
       <w:r>
         <w:drawing>
           <wp:inline xmlns:a="http://schemas.openxmlformats.org/drawingml/2006/main" xmlns:pic="http://schemas.openxmlformats.org/drawingml/2006/picture">
-            <wp:extent cx="7567200" cy="10702800"/>
+            <wp:extent cx="7542000" cy="10663248"/>
             <wp:docPr id="14" name="Picture 14"/>
             <wp:cNvGraphicFramePr>
               <a:graphicFrameLocks noChangeAspect="1"/>
@@ -655,7 +655,7 @@
               <a:graphicData uri="http://schemas.openxmlformats.org/drawingml/2006/picture">
                 <pic:pic>
                   <pic:nvPicPr>
-                    <pic:cNvPr id="0" name="image.jpg"/>
+                    <pic:cNvPr id="0" name="p-14.jpg"/>
                     <pic:cNvPicPr/>
                   </pic:nvPicPr>
                   <pic:blipFill>
@@ -667,7 +667,7 @@
                   <pic:spPr>
                     <a:xfrm>
                       <a:off x="0" y="0"/>
-                      <a:ext cx="7567200" cy="10702800"/>
+                      <a:ext cx="7542000" cy="10663248"/>
                     </a:xfrm>
                     <a:prstGeom prst="rect"/>
                   </pic:spPr>
@@ -681,7 +681,7 @@
     <w:p>
       <w:pPr>
         <w:sectPr>
-          <w:pgSz w:w="11917" w:h="16855"/>
+          <w:pgSz w:w="11906" w:h="16838"/>
           <w:pgMar w:top="0" w:right="0" w:bottom="0" w:left="0" w:header="0" w:footer="0" w:gutter="0"/>
           <w:cols w:space="720"/>
           <w:docGrid w:linePitch="360"/>
@@ -690,12 +690,12 @@
     </w:p>
     <w:p>
       <w:pPr>
-        <w:spacing w:before="0" w:after="0" w:line="240" w:lineRule="auto"/>
+        <w:spacing w:before="0" w:after="0"/>
       </w:pPr>
       <w:r>
         <w:drawing>
           <wp:inline xmlns:a="http://schemas.openxmlformats.org/drawingml/2006/main" xmlns:pic="http://schemas.openxmlformats.org/drawingml/2006/picture">
-            <wp:extent cx="7567200" cy="10702800"/>
+            <wp:extent cx="7542000" cy="10663248"/>
             <wp:docPr id="15" name="Picture 15"/>
             <wp:cNvGraphicFramePr>
               <a:graphicFrameLocks noChangeAspect="1"/>
@@ -704,7 +704,7 @@
               <a:graphicData uri="http://schemas.openxmlformats.org/drawingml/2006/picture">
                 <pic:pic>
                   <pic:nvPicPr>
-                    <pic:cNvPr id="0" name="image.jpg"/>
+                    <pic:cNvPr id="0" name="p-15.jpg"/>
                     <pic:cNvPicPr/>
                   </pic:nvPicPr>
                   <pic:blipFill>
@@ -716,7 +716,7 @@
                   <pic:spPr>
                     <a:xfrm>
                       <a:off x="0" y="0"/>
-                      <a:ext cx="7567200" cy="10702800"/>
+                      <a:ext cx="7542000" cy="10663248"/>
                     </a:xfrm>
                     <a:prstGeom prst="rect"/>
                   </pic:spPr>
@@ -730,7 +730,7 @@
     <w:p>
       <w:pPr>
         <w:sectPr>
-          <w:pgSz w:w="11917" w:h="16855"/>
+          <w:pgSz w:w="11906" w:h="16838"/>
           <w:pgMar w:top="0" w:right="0" w:bottom="0" w:left="0" w:header="0" w:footer="0" w:gutter="0"/>
           <w:cols w:space="720"/>
           <w:docGrid w:linePitch="360"/>
@@ -739,12 +739,12 @@
     </w:p>
     <w:p>
       <w:pPr>
-        <w:spacing w:before="0" w:after="0" w:line="240" w:lineRule="auto"/>
+        <w:spacing w:before="0" w:after="0"/>
       </w:pPr>
       <w:r>
         <w:drawing>
           <wp:inline xmlns:a="http://schemas.openxmlformats.org/drawingml/2006/main" xmlns:pic="http://schemas.openxmlformats.org/drawingml/2006/picture">
-            <wp:extent cx="7567200" cy="10702800"/>
+            <wp:extent cx="7542000" cy="10663248"/>
             <wp:docPr id="16" name="Picture 16"/>
             <wp:cNvGraphicFramePr>
               <a:graphicFrameLocks noChangeAspect="1"/>
@@ -753,7 +753,7 @@
               <a:graphicData uri="http://schemas.openxmlformats.org/drawingml/2006/picture">
                 <pic:pic>
                   <pic:nvPicPr>
-                    <pic:cNvPr id="0" name="image.jpg"/>
+                    <pic:cNvPr id="0" name="p-16.jpg"/>
                     <pic:cNvPicPr/>
                   </pic:nvPicPr>
                   <pic:blipFill>
@@ -765,7 +765,7 @@
                   <pic:spPr>
                     <a:xfrm>
                       <a:off x="0" y="0"/>
-                      <a:ext cx="7567200" cy="10702800"/>
+                      <a:ext cx="7542000" cy="10663248"/>
                     </a:xfrm>
                     <a:prstGeom prst="rect"/>
                   </pic:spPr>
@@ -779,7 +779,7 @@
     <w:p>
       <w:pPr>
         <w:sectPr>
-          <w:pgSz w:w="11917" w:h="16855"/>
+          <w:pgSz w:w="11906" w:h="16838"/>
           <w:pgMar w:top="0" w:right="0" w:bottom="0" w:left="0" w:header="0" w:footer="0" w:gutter="0"/>
           <w:cols w:space="720"/>
           <w:docGrid w:linePitch="360"/>
@@ -788,12 +788,12 @@
     </w:p>
     <w:p>
       <w:pPr>
-        <w:spacing w:before="0" w:after="0" w:line="240" w:lineRule="auto"/>
+        <w:spacing w:before="0" w:after="0"/>
       </w:pPr>
       <w:r>
         <w:drawing>
           <wp:inline xmlns:a="http://schemas.openxmlformats.org/drawingml/2006/main" xmlns:pic="http://schemas.openxmlformats.org/drawingml/2006/picture">
-            <wp:extent cx="7567200" cy="10702800"/>
+            <wp:extent cx="7542000" cy="10663248"/>
             <wp:docPr id="17" name="Picture 17"/>
             <wp:cNvGraphicFramePr>
               <a:graphicFrameLocks noChangeAspect="1"/>
@@ -802,7 +802,7 @@
               <a:graphicData uri="http://schemas.openxmlformats.org/drawingml/2006/picture">
                 <pic:pic>
                   <pic:nvPicPr>
-                    <pic:cNvPr id="0" name="image.jpg"/>
+                    <pic:cNvPr id="0" name="p-17.jpg"/>
                     <pic:cNvPicPr/>
                   </pic:nvPicPr>
                   <pic:blipFill>
@@ -814,7 +814,7 @@
                   <pic:spPr>
                     <a:xfrm>
                       <a:off x="0" y="0"/>
-                      <a:ext cx="7567200" cy="10702800"/>
+                      <a:ext cx="7542000" cy="10663248"/>
                     </a:xfrm>
                     <a:prstGeom prst="rect"/>
                   </pic:spPr>
@@ -828,7 +828,7 @@
     <w:p>
       <w:pPr>
         <w:sectPr>
-          <w:pgSz w:w="11917" w:h="16855"/>
+          <w:pgSz w:w="11906" w:h="16838"/>
           <w:pgMar w:top="0" w:right="0" w:bottom="0" w:left="0" w:header="0" w:footer="0" w:gutter="0"/>
           <w:cols w:space="720"/>
           <w:docGrid w:linePitch="360"/>
@@ -837,12 +837,12 @@
     </w:p>
     <w:p>
       <w:pPr>
-        <w:spacing w:before="0" w:after="0" w:line="240" w:lineRule="auto"/>
+        <w:spacing w:before="0" w:after="0"/>
       </w:pPr>
       <w:r>
         <w:drawing>
           <wp:inline xmlns:a="http://schemas.openxmlformats.org/drawingml/2006/main" xmlns:pic="http://schemas.openxmlformats.org/drawingml/2006/picture">
-            <wp:extent cx="7567200" cy="10702800"/>
+            <wp:extent cx="7542000" cy="10663248"/>
             <wp:docPr id="18" name="Picture 18"/>
             <wp:cNvGraphicFramePr>
               <a:graphicFrameLocks noChangeAspect="1"/>
@@ -851,7 +851,7 @@
               <a:graphicData uri="http://schemas.openxmlformats.org/drawingml/2006/picture">
                 <pic:pic>
                   <pic:nvPicPr>
-                    <pic:cNvPr id="0" name="image.jpg"/>
+                    <pic:cNvPr id="0" name="p-18.jpg"/>
                     <pic:cNvPicPr/>
                   </pic:nvPicPr>
                   <pic:blipFill>
@@ -863,7 +863,7 @@
                   <pic:spPr>
                     <a:xfrm>
                       <a:off x="0" y="0"/>
-                      <a:ext cx="7567200" cy="10702800"/>
+                      <a:ext cx="7542000" cy="10663248"/>
                     </a:xfrm>
                     <a:prstGeom prst="rect"/>
                   </pic:spPr>
@@ -877,7 +877,7 @@
     <w:p>
       <w:pPr>
         <w:sectPr>
-          <w:pgSz w:w="11917" w:h="16855"/>
+          <w:pgSz w:w="11906" w:h="16838"/>
           <w:pgMar w:top="0" w:right="0" w:bottom="0" w:left="0" w:header="0" w:footer="0" w:gutter="0"/>
           <w:cols w:space="720"/>
           <w:docGrid w:linePitch="360"/>
@@ -886,12 +886,12 @@
     </w:p>
     <w:p>
       <w:pPr>
-        <w:spacing w:before="0" w:after="0" w:line="240" w:lineRule="auto"/>
+        <w:spacing w:before="0" w:after="0"/>
       </w:pPr>
       <w:r>
         <w:drawing>
           <wp:inline xmlns:a="http://schemas.openxmlformats.org/drawingml/2006/main" xmlns:pic="http://schemas.openxmlformats.org/drawingml/2006/picture">
-            <wp:extent cx="7567200" cy="10702800"/>
+            <wp:extent cx="7542000" cy="10663248"/>
             <wp:docPr id="19" name="Picture 19"/>
             <wp:cNvGraphicFramePr>
               <a:graphicFrameLocks noChangeAspect="1"/>
@@ -900,7 +900,7 @@
               <a:graphicData uri="http://schemas.openxmlformats.org/drawingml/2006/picture">
                 <pic:pic>
                   <pic:nvPicPr>
-                    <pic:cNvPr id="0" name="image.jpg"/>
+                    <pic:cNvPr id="0" name="p-19.jpg"/>
                     <pic:cNvPicPr/>
                   </pic:nvPicPr>
                   <pic:blipFill>
@@ -912,7 +912,7 @@
                   <pic:spPr>
                     <a:xfrm>
                       <a:off x="0" y="0"/>
-                      <a:ext cx="7567200" cy="10702800"/>
+                      <a:ext cx="7542000" cy="10663248"/>
                     </a:xfrm>
                     <a:prstGeom prst="rect"/>
                   </pic:spPr>
@@ -926,7 +926,7 @@
     <w:p>
       <w:pPr>
         <w:sectPr>
-          <w:pgSz w:w="11917" w:h="16855"/>
+          <w:pgSz w:w="11906" w:h="16838"/>
           <w:pgMar w:top="0" w:right="0" w:bottom="0" w:left="0" w:header="0" w:footer="0" w:gutter="0"/>
           <w:cols w:space="720"/>
           <w:docGrid w:linePitch="360"/>
@@ -935,12 +935,12 @@
     </w:p>
     <w:p>
       <w:pPr>
-        <w:spacing w:before="0" w:after="0" w:line="240" w:lineRule="auto"/>
+        <w:spacing w:before="0" w:after="0"/>
       </w:pPr>
       <w:r>
         <w:drawing>
           <wp:inline xmlns:a="http://schemas.openxmlformats.org/drawingml/2006/main" xmlns:pic="http://schemas.openxmlformats.org/drawingml/2006/picture">
-            <wp:extent cx="7567200" cy="10702800"/>
+            <wp:extent cx="7542000" cy="10663248"/>
             <wp:docPr id="20" name="Picture 20"/>
             <wp:cNvGraphicFramePr>
               <a:graphicFrameLocks noChangeAspect="1"/>
@@ -949,7 +949,7 @@
               <a:graphicData uri="http://schemas.openxmlformats.org/drawingml/2006/picture">
                 <pic:pic>
                   <pic:nvPicPr>
-                    <pic:cNvPr id="0" name="image.jpg"/>
+                    <pic:cNvPr id="0" name="p-20.jpg"/>
                     <pic:cNvPicPr/>
                   </pic:nvPicPr>
                   <pic:blipFill>
@@ -961,7 +961,7 @@
                   <pic:spPr>
                     <a:xfrm>
                       <a:off x="0" y="0"/>
-                      <a:ext cx="7567200" cy="10702800"/>
+                      <a:ext cx="7542000" cy="10663248"/>
                     </a:xfrm>
                     <a:prstGeom prst="rect"/>
                   </pic:spPr>
@@ -973,7 +973,7 @@
       </w:r>
     </w:p>
     <w:sectPr>
-      <w:pgSz w:w="11917" w:h="16855"/>
+      <w:pgSz w:w="11906" w:h="16838"/>
       <w:pgMar w:top="0" w:right="0" w:bottom="0" w:left="0" w:header="0" w:footer="0" w:gutter="0"/>
       <w:cols w:space="720"/>
       <w:docGrid w:linePitch="360"/>
